--- a/[1]Books/The Trade.docx
+++ b/[1]Books/The Trade.docx
@@ -69,9 +69,10 @@
       </w:r>
       <w:r>
         <w:rPr>
-          <w:rFonts w:ascii="Calibri" w:hAnsi="Calibri" w:cs="Calibri"/>
+          <w:rFonts w:ascii="Calibri" w:hAnsi="Calibri" w:eastAsia="Calibri" w:cs="Calibri"/>
           <w:sz w:val="24"/>
           <w:szCs w:val="24"/>
+          <w:highlight w:val="none"/>
         </w:rPr>
       </w:r>
       <w:r>
@@ -111,9 +112,10 @@
       </w:r>
       <w:r>
         <w:rPr>
-          <w:rFonts w:ascii="Calibri" w:hAnsi="Calibri" w:cs="Calibri"/>
+          <w:rFonts w:ascii="Calibri" w:hAnsi="Calibri" w:eastAsia="Calibri" w:cs="Calibri"/>
           <w:sz w:val="24"/>
           <w:szCs w:val="24"/>
+          <w:highlight w:val="none"/>
         </w:rPr>
       </w:r>
       <w:r>
@@ -153,9 +155,10 @@
       </w:r>
       <w:r>
         <w:rPr>
-          <w:rFonts w:ascii="Calibri" w:hAnsi="Calibri" w:cs="Calibri"/>
+          <w:rFonts w:ascii="Calibri" w:hAnsi="Calibri" w:eastAsia="Calibri" w:cs="Calibri"/>
           <w:sz w:val="24"/>
           <w:szCs w:val="24"/>
+          <w:highlight w:val="none"/>
         </w:rPr>
       </w:r>
       <w:r>
@@ -286,7 +289,15 @@
           <w:szCs w:val="24"/>
           <w:highlight w:val="none"/>
         </w:rPr>
-        <w:t xml:space="preserve">-Heh, my heart never forgets them yearning sea voids. I have to say, ye surprise me for traveling so far out here. Thought yer plundering the core worlds.</w:t>
+        <w:t xml:space="preserve">-Heh, me heart never forgets them yearning sea voids. I have to say, ye surprise me for traveling so far out here. Thought yer plundering the core worlds.</w:t>
+      </w:r>
+      <w:r>
+        <w:rPr>
+          <w:rFonts w:ascii="Calibri" w:hAnsi="Calibri" w:eastAsia="Calibri" w:cs="Calibri"/>
+          <w:sz w:val="24"/>
+          <w:szCs w:val="24"/>
+          <w:highlight w:val="none"/>
+        </w:rPr>
       </w:r>
       <w:r>
         <w:rPr>
@@ -321,7 +332,7 @@
           <w:szCs w:val="24"/>
           <w:highlight w:val="none"/>
         </w:rPr>
-        <w:t xml:space="preserve">-Tougher places to be right now. Besides, when </w:t>
+        <w:t xml:space="preserve">-Don’t tell me you believe those wild rumors!? I’d never do a suicide run near those worlds. But right now even the Badlands are a tough place to be. Besides, when </w:t>
       </w:r>
       <w:r>
         <w:rPr>
@@ -330,13 +341,14 @@
           <w:szCs w:val="24"/>
           <w:highlight w:val="none"/>
         </w:rPr>
-        <w:t xml:space="preserve">I got wind of your name, I knew you would be the best mate to go to and have some ‘special’ cargo moved. Congratulations on your Overseer promotion! I’m sure this opened up a lot of venues for wealthy pockets with an acquired taste for exotic trades.</w:t>
+        <w:t xml:space="preserve">I got wind of your name, I knew you would be the best mate to help me move some ‘special’ cargo. Congratulations on your Overseer promotion! I’m sure this opened up a lot of venues for wealthy pockets with an acquired taste for exotic trades.</w:t>
       </w:r>
       <w:r>
         <w:rPr>
-          <w:rFonts w:ascii="Calibri" w:hAnsi="Calibri" w:cs="Calibri"/>
+          <w:rFonts w:ascii="Calibri" w:hAnsi="Calibri" w:eastAsia="Calibri" w:cs="Calibri"/>
           <w:sz w:val="24"/>
           <w:szCs w:val="24"/>
+          <w:highlight w:val="none"/>
         </w:rPr>
       </w:r>
       <w:r>
@@ -384,9 +396,10 @@
       </w:r>
       <w:r>
         <w:rPr>
-          <w:rFonts w:ascii="Calibri" w:hAnsi="Calibri" w:cs="Calibri"/>
+          <w:rFonts w:ascii="Calibri" w:hAnsi="Calibri" w:eastAsia="Calibri" w:cs="Calibri"/>
           <w:sz w:val="24"/>
           <w:szCs w:val="24"/>
+          <w:highlight w:val="none"/>
         </w:rPr>
       </w:r>
       <w:r>
@@ -521,9 +534,10 @@
       </w:r>
       <w:r>
         <w:rPr>
-          <w:rFonts w:ascii="Calibri" w:hAnsi="Calibri" w:cs="Calibri"/>
+          <w:rFonts w:ascii="Calibri" w:hAnsi="Calibri" w:eastAsia="Calibri" w:cs="Calibri"/>
           <w:sz w:val="24"/>
           <w:szCs w:val="24"/>
+          <w:highlight w:val="none"/>
         </w:rPr>
       </w:r>
       <w:r>
@@ -563,9 +577,10 @@
       </w:r>
       <w:r>
         <w:rPr>
-          <w:rFonts w:ascii="Calibri" w:hAnsi="Calibri" w:cs="Calibri"/>
+          <w:rFonts w:ascii="Calibri" w:hAnsi="Calibri" w:eastAsia="Calibri" w:cs="Calibri"/>
           <w:sz w:val="24"/>
           <w:szCs w:val="24"/>
+          <w:highlight w:val="none"/>
         </w:rPr>
       </w:r>
       <w:r>
@@ -605,9 +620,10 @@
       </w:r>
       <w:r>
         <w:rPr>
-          <w:rFonts w:ascii="Calibri" w:hAnsi="Calibri" w:cs="Calibri"/>
+          <w:rFonts w:ascii="Calibri" w:hAnsi="Calibri" w:eastAsia="Calibri" w:cs="Calibri"/>
           <w:sz w:val="24"/>
           <w:szCs w:val="24"/>
+          <w:highlight w:val="none"/>
         </w:rPr>
       </w:r>
       <w:r>
@@ -652,13 +668,23 @@
           <w:szCs w:val="24"/>
           <w:highlight w:val="none"/>
         </w:rPr>
-        <w:t xml:space="preserve">ty, which I am more than sure you can trickle that down your slithering fingers. But this is not the main reason I am here. I have a very unique piece I need to sell at the best price in the shortest time possible. You think you can make some of your magic happen?</w:t>
+        <w:t xml:space="preserve">ty, whic</w:t>
       </w:r>
       <w:r>
         <w:rPr>
-          <w:rFonts w:ascii="Calibri" w:hAnsi="Calibri" w:cs="Calibri"/>
+          <w:rFonts w:ascii="Calibri" w:hAnsi="Calibri" w:eastAsia="Calibri" w:cs="Calibri"/>
           <w:sz w:val="24"/>
           <w:szCs w:val="24"/>
+          <w:highlight w:val="none"/>
+        </w:rPr>
+        <w:t xml:space="preserve">h I am more than sure you can trickle that down your slithering fingers. But this is not the main reason I am here. I have a very unique piece I need to sell at the best price in the shortest time possible. You think you can make some of your magic happen?</w:t>
+      </w:r>
+      <w:r>
+        <w:rPr>
+          <w:rFonts w:ascii="Calibri" w:hAnsi="Calibri" w:eastAsia="Calibri" w:cs="Calibri"/>
+          <w:sz w:val="24"/>
+          <w:szCs w:val="24"/>
+          <w:highlight w:val="none"/>
         </w:rPr>
       </w:r>
       <w:r>
@@ -707,9 +733,10 @@
       </w:r>
       <w:r>
         <w:rPr>
-          <w:rFonts w:ascii="Calibri" w:hAnsi="Calibri" w:cs="Calibri"/>
+          <w:rFonts w:ascii="Calibri" w:hAnsi="Calibri" w:eastAsia="Calibri" w:cs="Calibri"/>
           <w:sz w:val="24"/>
           <w:szCs w:val="24"/>
+          <w:highlight w:val="none"/>
         </w:rPr>
       </w:r>
       <w:r>
@@ -776,9 +803,10 @@
       </w:r>
       <w:r>
         <w:rPr>
-          <w:rFonts w:ascii="Calibri" w:hAnsi="Calibri" w:cs="Calibri"/>
+          <w:rFonts w:ascii="Calibri" w:hAnsi="Calibri" w:eastAsia="Calibri" w:cs="Calibri"/>
           <w:sz w:val="24"/>
           <w:szCs w:val="24"/>
+          <w:highlight w:val="none"/>
         </w:rPr>
       </w:r>
       <w:r>
@@ -818,9 +846,10 @@
       </w:r>
       <w:r>
         <w:rPr>
-          <w:rFonts w:ascii="Calibri" w:hAnsi="Calibri" w:cs="Calibri"/>
+          <w:rFonts w:ascii="Calibri" w:hAnsi="Calibri" w:eastAsia="Calibri" w:cs="Calibri"/>
           <w:sz w:val="24"/>
           <w:szCs w:val="24"/>
+          <w:highlight w:val="none"/>
         </w:rPr>
       </w:r>
       <w:r>
@@ -860,9 +889,10 @@
       </w:r>
       <w:r>
         <w:rPr>
-          <w:rFonts w:ascii="Calibri" w:hAnsi="Calibri" w:cs="Calibri"/>
+          <w:rFonts w:ascii="Calibri" w:hAnsi="Calibri" w:eastAsia="Calibri" w:cs="Calibri"/>
           <w:sz w:val="24"/>
           <w:szCs w:val="24"/>
+          <w:highlight w:val="none"/>
         </w:rPr>
       </w:r>
       <w:r>
@@ -902,9 +932,10 @@
       </w:r>
       <w:r>
         <w:rPr>
-          <w:rFonts w:ascii="Calibri" w:hAnsi="Calibri" w:cs="Calibri"/>
+          <w:rFonts w:ascii="Calibri" w:hAnsi="Calibri" w:eastAsia="Calibri" w:cs="Calibri"/>
           <w:sz w:val="24"/>
           <w:szCs w:val="24"/>
+          <w:highlight w:val="none"/>
         </w:rPr>
       </w:r>
       <w:r>
@@ -944,9 +975,10 @@
       </w:r>
       <w:r>
         <w:rPr>
-          <w:rFonts w:ascii="Calibri" w:hAnsi="Calibri" w:cs="Calibri"/>
+          <w:rFonts w:ascii="Calibri" w:hAnsi="Calibri" w:eastAsia="Calibri" w:cs="Calibri"/>
           <w:sz w:val="24"/>
           <w:szCs w:val="24"/>
+          <w:highlight w:val="none"/>
         </w:rPr>
       </w:r>
       <w:r>
@@ -986,9 +1018,10 @@
       </w:r>
       <w:r>
         <w:rPr>
-          <w:rFonts w:ascii="Calibri" w:hAnsi="Calibri" w:cs="Calibri"/>
+          <w:rFonts w:ascii="Calibri" w:hAnsi="Calibri" w:eastAsia="Calibri" w:cs="Calibri"/>
           <w:sz w:val="24"/>
           <w:szCs w:val="24"/>
+          <w:highlight w:val="none"/>
         </w:rPr>
       </w:r>
       <w:r>
@@ -1034,6 +1067,14 @@
           <w:highlight w:val="none"/>
         </w:rPr>
       </w:r>
+      <w:r>
+        <w:rPr>
+          <w:rFonts w:ascii="Calibri" w:hAnsi="Calibri" w:eastAsia="Calibri" w:cs="Calibri"/>
+          <w:sz w:val="24"/>
+          <w:szCs w:val="24"/>
+          <w:highlight w:val="none"/>
+        </w:rPr>
+      </w:r>
     </w:p>
     <w:p>
       <w:pPr>
@@ -1069,6 +1110,14 @@
           <w:highlight w:val="none"/>
         </w:rPr>
       </w:r>
+      <w:r>
+        <w:rPr>
+          <w:rFonts w:ascii="Calibri" w:hAnsi="Calibri" w:eastAsia="Calibri" w:cs="Calibri"/>
+          <w:sz w:val="24"/>
+          <w:szCs w:val="24"/>
+          <w:highlight w:val="none"/>
+        </w:rPr>
+      </w:r>
     </w:p>
     <w:p>
       <w:pPr>
@@ -1098,9 +1147,10 @@
       </w:r>
       <w:r>
         <w:rPr>
-          <w:rFonts w:ascii="Calibri" w:hAnsi="Calibri" w:cs="Calibri"/>
+          <w:rFonts w:ascii="Calibri" w:hAnsi="Calibri" w:eastAsia="Calibri" w:cs="Calibri"/>
           <w:sz w:val="24"/>
           <w:szCs w:val="24"/>
+          <w:highlight w:val="none"/>
         </w:rPr>
       </w:r>
       <w:r>
@@ -1140,9 +1190,10 @@
       </w:r>
       <w:r>
         <w:rPr>
-          <w:rFonts w:ascii="Calibri" w:hAnsi="Calibri" w:cs="Calibri"/>
+          <w:rFonts w:ascii="Calibri" w:hAnsi="Calibri" w:eastAsia="Calibri" w:cs="Calibri"/>
           <w:sz w:val="24"/>
           <w:szCs w:val="24"/>
+          <w:highlight w:val="none"/>
         </w:rPr>
       </w:r>
       <w:r>
@@ -1182,9 +1233,10 @@
       </w:r>
       <w:r>
         <w:rPr>
-          <w:rFonts w:ascii="Calibri" w:hAnsi="Calibri" w:cs="Calibri"/>
+          <w:rFonts w:ascii="Calibri" w:hAnsi="Calibri" w:eastAsia="Calibri" w:cs="Calibri"/>
           <w:sz w:val="24"/>
           <w:szCs w:val="24"/>
+          <w:highlight w:val="none"/>
         </w:rPr>
       </w:r>
       <w:r>
@@ -1224,9 +1276,10 @@
       </w:r>
       <w:r>
         <w:rPr>
-          <w:rFonts w:ascii="Calibri" w:hAnsi="Calibri" w:cs="Calibri"/>
+          <w:rFonts w:ascii="Calibri" w:hAnsi="Calibri" w:eastAsia="Calibri" w:cs="Calibri"/>
           <w:sz w:val="24"/>
           <w:szCs w:val="24"/>
+          <w:highlight w:val="none"/>
         </w:rPr>
       </w:r>
       <w:r>
@@ -1266,14 +1319,15 @@
       </w:r>
       <w:r>
         <w:rPr>
-          <w:rFonts w:ascii="Calibri" w:hAnsi="Calibri" w:cs="Calibri"/>
+          <w:rFonts w:ascii="Calibri" w:hAnsi="Calibri" w:eastAsia="Calibri" w:cs="Calibri"/>
           <w:sz w:val="24"/>
           <w:szCs w:val="24"/>
+          <w:highlight w:val="none"/>
         </w:rPr>
       </w:r>
       <w:r>
         <w:rPr>
-          <w:rFonts w:ascii="Calibri" w:hAnsi="Calibri" w:eastAsia="Calibri" w:cs="Calibri"/>
+          <w:rFonts w:ascii="Calibri" w:hAnsi="Calibri" w:cs="Calibri"/>
           <w:sz w:val="24"/>
           <w:szCs w:val="24"/>
           <w:highlight w:val="none"/>
@@ -1323,6 +1377,14 @@
           <w:highlight w:val="none"/>
         </w:rPr>
       </w:r>
+      <w:r>
+        <w:rPr>
+          <w:rFonts w:ascii="Calibri" w:hAnsi="Calibri" w:cs="Calibri"/>
+          <w:sz w:val="24"/>
+          <w:szCs w:val="24"/>
+          <w:highlight w:val="none"/>
+        </w:rPr>
+      </w:r>
     </w:p>
     <w:p>
       <w:pPr>
@@ -1358,6 +1420,14 @@
           <w:highlight w:val="none"/>
         </w:rPr>
       </w:r>
+      <w:r>
+        <w:rPr>
+          <w:rFonts w:ascii="Calibri" w:hAnsi="Calibri" w:cs="Calibri"/>
+          <w:sz w:val="24"/>
+          <w:szCs w:val="24"/>
+          <w:highlight w:val="none"/>
+        </w:rPr>
+      </w:r>
     </w:p>
     <w:p>
       <w:pPr>
@@ -1388,6 +1458,14 @@
       <w:r>
         <w:rPr>
           <w:rFonts w:ascii="Calibri" w:hAnsi="Calibri" w:eastAsia="Calibri" w:cs="Calibri"/>
+          <w:sz w:val="24"/>
+          <w:szCs w:val="24"/>
+          <w:highlight w:val="none"/>
+        </w:rPr>
+      </w:r>
+      <w:r>
+        <w:rPr>
+          <w:rFonts w:ascii="Calibri" w:hAnsi="Calibri" w:cs="Calibri"/>
           <w:sz w:val="24"/>
           <w:szCs w:val="24"/>
           <w:highlight w:val="none"/>
@@ -1436,6 +1514,14 @@
           <w:highlight w:val="none"/>
         </w:rPr>
       </w:r>
+      <w:r>
+        <w:rPr>
+          <w:rFonts w:ascii="Calibri" w:hAnsi="Calibri" w:cs="Calibri"/>
+          <w:sz w:val="24"/>
+          <w:szCs w:val="24"/>
+          <w:highlight w:val="none"/>
+        </w:rPr>
+      </w:r>
     </w:p>
     <w:p>
       <w:pPr>
@@ -1471,6 +1557,14 @@
           <w:highlight w:val="none"/>
         </w:rPr>
       </w:r>
+      <w:r>
+        <w:rPr>
+          <w:rFonts w:ascii="Calibri" w:hAnsi="Calibri" w:cs="Calibri"/>
+          <w:sz w:val="24"/>
+          <w:szCs w:val="24"/>
+          <w:highlight w:val="none"/>
+        </w:rPr>
+      </w:r>
     </w:p>
     <w:p>
       <w:pPr>
@@ -1501,6 +1595,14 @@
       <w:r>
         <w:rPr>
           <w:rFonts w:ascii="Calibri" w:hAnsi="Calibri" w:eastAsia="Calibri" w:cs="Calibri"/>
+          <w:sz w:val="24"/>
+          <w:szCs w:val="24"/>
+          <w:highlight w:val="none"/>
+        </w:rPr>
+      </w:r>
+      <w:r>
+        <w:rPr>
+          <w:rFonts w:ascii="Calibri" w:hAnsi="Calibri" w:cs="Calibri"/>
           <w:sz w:val="24"/>
           <w:szCs w:val="24"/>
           <w:highlight w:val="none"/>
@@ -1542,7 +1644,6 @@
         </w:rPr>
         <w:t xml:space="preserve">cutthroat</w:t>
       </w:r>
-      <w:r/>
       <w:r>
         <w:rPr>
           <w:rFonts w:ascii="Calibri" w:hAnsi="Calibri" w:cs="Calibri"/>
@@ -1560,6 +1661,14 @@
           <w:highlight w:val="none"/>
         </w:rPr>
       </w:r>
+      <w:r>
+        <w:rPr>
+          <w:rFonts w:ascii="Calibri" w:hAnsi="Calibri" w:cs="Calibri"/>
+          <w:sz w:val="24"/>
+          <w:szCs w:val="24"/>
+          <w:highlight w:val="none"/>
+        </w:rPr>
+      </w:r>
     </w:p>
     <w:p>
       <w:pPr>
@@ -1590,6 +1699,14 @@
       <w:r>
         <w:rPr>
           <w:rFonts w:ascii="Calibri" w:hAnsi="Calibri" w:eastAsia="Calibri" w:cs="Calibri"/>
+          <w:sz w:val="24"/>
+          <w:szCs w:val="24"/>
+          <w:highlight w:val="none"/>
+        </w:rPr>
+      </w:r>
+      <w:r>
+        <w:rPr>
+          <w:rFonts w:ascii="Calibri" w:hAnsi="Calibri" w:cs="Calibri"/>
           <w:sz w:val="24"/>
           <w:szCs w:val="24"/>
           <w:highlight w:val="none"/>
@@ -1650,7 +1767,7 @@
       </w:r>
       <w:r>
         <w:rPr>
-          <w:rFonts w:ascii="Calibri" w:hAnsi="Calibri" w:cs="Calibri"/>
+          <w:rFonts w:ascii="Calibri" w:hAnsi="Calibri" w:eastAsia="Calibri" w:cs="Calibri"/>
           <w:sz w:val="24"/>
           <w:szCs w:val="24"/>
           <w:highlight w:val="none"/>

--- a/[1]Books/The Trade.docx
+++ b/[1]Books/The Trade.docx
@@ -13,7 +13,7 @@
         <w:spacing/>
         <w:ind w:right="0" w:firstLine="0" w:left="0"/>
         <w:rPr>
-          <w:rFonts w:ascii="Calibri" w:hAnsi="Calibri" w:eastAsia="Calibri" w:cs="Calibri"/>
+          <w:rFonts w:ascii="Calibri" w:hAnsi="Calibri" w:cs="Calibri"/>
           <w:sz w:val="24"/>
           <w:szCs w:val="24"/>
           <w:highlight w:val="none"/>
@@ -95,7 +95,7 @@
         <w:spacing/>
         <w:ind w:right="0" w:firstLine="0" w:left="0"/>
         <w:rPr>
-          <w:rFonts w:ascii="Calibri" w:hAnsi="Calibri" w:eastAsia="Calibri" w:cs="Calibri"/>
+          <w:rFonts w:ascii="Calibri" w:hAnsi="Calibri" w:cs="Calibri"/>
           <w:sz w:val="24"/>
           <w:szCs w:val="24"/>
           <w:highlight w:val="none"/>
@@ -138,7 +138,7 @@
         <w:spacing/>
         <w:ind w:right="0" w:firstLine="0" w:left="0"/>
         <w:rPr>
-          <w:rFonts w:ascii="Calibri" w:hAnsi="Calibri" w:eastAsia="Calibri" w:cs="Calibri"/>
+          <w:rFonts w:ascii="Calibri" w:hAnsi="Calibri" w:cs="Calibri"/>
           <w:sz w:val="24"/>
           <w:szCs w:val="24"/>
           <w:highlight w:val="none"/>
@@ -181,7 +181,7 @@
         <w:spacing/>
         <w:ind w:right="0" w:firstLine="0" w:left="0"/>
         <w:rPr>
-          <w:rFonts w:ascii="Calibri" w:hAnsi="Calibri" w:eastAsia="Calibri" w:cs="Calibri"/>
+          <w:rFonts w:ascii="Calibri" w:hAnsi="Calibri" w:cs="Calibri"/>
           <w:sz w:val="24"/>
           <w:szCs w:val="24"/>
           <w:highlight w:val="none"/>
@@ -233,7 +233,7 @@
         <w:spacing/>
         <w:ind w:right="0" w:firstLine="0" w:left="0"/>
         <w:rPr>
-          <w:rFonts w:ascii="Calibri" w:hAnsi="Calibri" w:eastAsia="Calibri" w:cs="Calibri"/>
+          <w:rFonts w:ascii="Calibri" w:hAnsi="Calibri" w:cs="Calibri"/>
           <w:sz w:val="24"/>
           <w:szCs w:val="24"/>
           <w:highlight w:val="none"/>
@@ -276,7 +276,7 @@
         <w:spacing/>
         <w:ind w:right="0" w:firstLine="0" w:left="0"/>
         <w:rPr>
-          <w:rFonts w:ascii="Calibri" w:hAnsi="Calibri" w:eastAsia="Calibri" w:cs="Calibri"/>
+          <w:rFonts w:ascii="Calibri" w:hAnsi="Calibri" w:cs="Calibri"/>
           <w:sz w:val="24"/>
           <w:szCs w:val="24"/>
           <w:highlight w:val="none"/>
@@ -319,7 +319,7 @@
         <w:spacing/>
         <w:ind w:right="0" w:firstLine="0" w:left="0"/>
         <w:rPr>
-          <w:rFonts w:ascii="Calibri" w:hAnsi="Calibri" w:eastAsia="Calibri" w:cs="Calibri"/>
+          <w:rFonts w:ascii="Calibri" w:hAnsi="Calibri" w:cs="Calibri"/>
           <w:sz w:val="24"/>
           <w:szCs w:val="24"/>
           <w:highlight w:val="none"/>
@@ -371,7 +371,7 @@
         <w:spacing/>
         <w:ind w:right="0" w:firstLine="0" w:left="0"/>
         <w:rPr>
-          <w:rFonts w:ascii="Calibri" w:hAnsi="Calibri" w:eastAsia="Calibri" w:cs="Calibri"/>
+          <w:rFonts w:ascii="Calibri" w:hAnsi="Calibri" w:cs="Calibri"/>
           <w:sz w:val="24"/>
           <w:szCs w:val="24"/>
           <w:highlight w:val="none"/>
@@ -422,7 +422,7 @@
         <w:spacing/>
         <w:ind w:right="0" w:firstLine="0" w:left="0"/>
         <w:rPr>
-          <w:rFonts w:ascii="Calibri" w:hAnsi="Calibri" w:eastAsia="Calibri" w:cs="Calibri"/>
+          <w:rFonts w:ascii="Calibri" w:hAnsi="Calibri" w:cs="Calibri"/>
           <w:sz w:val="24"/>
           <w:szCs w:val="24"/>
           <w:highlight w:val="none"/>
@@ -474,7 +474,7 @@
         <w:spacing/>
         <w:ind w:right="0" w:firstLine="0" w:left="0"/>
         <w:rPr>
-          <w:rFonts w:ascii="Calibri" w:hAnsi="Calibri" w:eastAsia="Calibri" w:cs="Calibri"/>
+          <w:rFonts w:ascii="Calibri" w:hAnsi="Calibri" w:cs="Calibri"/>
           <w:sz w:val="24"/>
           <w:szCs w:val="24"/>
           <w:highlight w:val="none"/>
@@ -517,7 +517,7 @@
         <w:spacing/>
         <w:ind w:right="0" w:firstLine="0" w:left="0"/>
         <w:rPr>
-          <w:rFonts w:ascii="Calibri" w:hAnsi="Calibri" w:eastAsia="Calibri" w:cs="Calibri"/>
+          <w:rFonts w:ascii="Calibri" w:hAnsi="Calibri" w:cs="Calibri"/>
           <w:sz w:val="24"/>
           <w:szCs w:val="24"/>
           <w:highlight w:val="none"/>
@@ -560,7 +560,7 @@
         <w:spacing/>
         <w:ind w:right="0" w:firstLine="0" w:left="0"/>
         <w:rPr>
-          <w:rFonts w:ascii="Calibri" w:hAnsi="Calibri" w:eastAsia="Calibri" w:cs="Calibri"/>
+          <w:rFonts w:ascii="Calibri" w:hAnsi="Calibri" w:cs="Calibri"/>
           <w:sz w:val="24"/>
           <w:szCs w:val="24"/>
           <w:highlight w:val="none"/>
@@ -603,7 +603,7 @@
         <w:spacing/>
         <w:ind w:right="0" w:firstLine="0" w:left="0"/>
         <w:rPr>
-          <w:rFonts w:ascii="Calibri" w:hAnsi="Calibri" w:eastAsia="Calibri" w:cs="Calibri"/>
+          <w:rFonts w:ascii="Calibri" w:hAnsi="Calibri" w:cs="Calibri"/>
           <w:sz w:val="24"/>
           <w:szCs w:val="24"/>
           <w:highlight w:val="none"/>
@@ -646,7 +646,7 @@
         <w:spacing/>
         <w:ind w:right="0" w:firstLine="0" w:left="0"/>
         <w:rPr>
-          <w:rFonts w:ascii="Calibri" w:hAnsi="Calibri" w:eastAsia="Calibri" w:cs="Calibri"/>
+          <w:rFonts w:ascii="Calibri" w:hAnsi="Calibri" w:cs="Calibri"/>
           <w:sz w:val="24"/>
           <w:szCs w:val="24"/>
           <w:highlight w:val="none"/>
@@ -707,7 +707,7 @@
         <w:spacing/>
         <w:ind w:right="0" w:firstLine="0" w:left="0"/>
         <w:rPr>
-          <w:rFonts w:ascii="Calibri" w:hAnsi="Calibri" w:eastAsia="Calibri" w:cs="Calibri"/>
+          <w:rFonts w:ascii="Calibri" w:hAnsi="Calibri" w:cs="Calibri"/>
           <w:sz w:val="24"/>
           <w:szCs w:val="24"/>
           <w:highlight w:val="none"/>
@@ -759,7 +759,7 @@
         <w:spacing/>
         <w:ind w:right="0" w:firstLine="0" w:left="0"/>
         <w:rPr>
-          <w:rFonts w:ascii="Calibri" w:hAnsi="Calibri" w:eastAsia="Calibri" w:cs="Calibri"/>
+          <w:rFonts w:ascii="Calibri" w:hAnsi="Calibri" w:cs="Calibri"/>
           <w:sz w:val="24"/>
           <w:szCs w:val="24"/>
           <w:highlight w:val="none"/>
@@ -829,7 +829,7 @@
         <w:spacing/>
         <w:ind w:right="0" w:firstLine="0" w:left="0"/>
         <w:rPr>
-          <w:rFonts w:ascii="Calibri" w:hAnsi="Calibri" w:eastAsia="Calibri" w:cs="Calibri"/>
+          <w:rFonts w:ascii="Calibri" w:hAnsi="Calibri" w:cs="Calibri"/>
           <w:sz w:val="24"/>
           <w:szCs w:val="24"/>
           <w:highlight w:val="none"/>
@@ -872,7 +872,7 @@
         <w:spacing/>
         <w:ind w:right="0" w:firstLine="0" w:left="0"/>
         <w:rPr>
-          <w:rFonts w:ascii="Calibri" w:hAnsi="Calibri" w:eastAsia="Calibri" w:cs="Calibri"/>
+          <w:rFonts w:ascii="Calibri" w:hAnsi="Calibri" w:cs="Calibri"/>
           <w:sz w:val="24"/>
           <w:szCs w:val="24"/>
           <w:highlight w:val="none"/>
@@ -915,7 +915,7 @@
         <w:spacing/>
         <w:ind w:right="0" w:firstLine="0" w:left="0"/>
         <w:rPr>
-          <w:rFonts w:ascii="Calibri" w:hAnsi="Calibri" w:eastAsia="Calibri" w:cs="Calibri"/>
+          <w:rFonts w:ascii="Calibri" w:hAnsi="Calibri" w:cs="Calibri"/>
           <w:sz w:val="24"/>
           <w:szCs w:val="24"/>
           <w:highlight w:val="none"/>
@@ -958,7 +958,7 @@
         <w:spacing/>
         <w:ind w:right="0" w:firstLine="0" w:left="0"/>
         <w:rPr>
-          <w:rFonts w:ascii="Calibri" w:hAnsi="Calibri" w:eastAsia="Calibri" w:cs="Calibri"/>
+          <w:rFonts w:ascii="Calibri" w:hAnsi="Calibri" w:cs="Calibri"/>
           <w:sz w:val="24"/>
           <w:szCs w:val="24"/>
           <w:highlight w:val="none"/>
@@ -1001,7 +1001,7 @@
         <w:spacing/>
         <w:ind w:right="0" w:firstLine="0" w:left="0"/>
         <w:rPr>
-          <w:rFonts w:ascii="Calibri" w:hAnsi="Calibri" w:eastAsia="Calibri" w:cs="Calibri"/>
+          <w:rFonts w:ascii="Calibri" w:hAnsi="Calibri" w:cs="Calibri"/>
           <w:sz w:val="24"/>
           <w:szCs w:val="24"/>
           <w:highlight w:val="none"/>
@@ -1044,7 +1044,7 @@
         <w:spacing/>
         <w:ind w:right="0" w:firstLine="0" w:left="0"/>
         <w:rPr>
-          <w:rFonts w:ascii="Calibri" w:hAnsi="Calibri" w:eastAsia="Calibri" w:cs="Calibri"/>
+          <w:rFonts w:ascii="Calibri" w:hAnsi="Calibri" w:cs="Calibri"/>
           <w:sz w:val="24"/>
           <w:szCs w:val="24"/>
           <w:highlight w:val="none"/>
@@ -1087,7 +1087,7 @@
         <w:spacing/>
         <w:ind w:right="0" w:firstLine="0" w:left="0"/>
         <w:rPr>
-          <w:rFonts w:ascii="Calibri" w:hAnsi="Calibri" w:eastAsia="Calibri" w:cs="Calibri"/>
+          <w:rFonts w:ascii="Calibri" w:hAnsi="Calibri" w:cs="Calibri"/>
           <w:sz w:val="24"/>
           <w:szCs w:val="24"/>
           <w:highlight w:val="none"/>
@@ -1130,7 +1130,7 @@
         <w:spacing/>
         <w:ind w:right="0" w:firstLine="0" w:left="0"/>
         <w:rPr>
-          <w:rFonts w:ascii="Calibri" w:hAnsi="Calibri" w:eastAsia="Calibri" w:cs="Calibri"/>
+          <w:rFonts w:ascii="Calibri" w:hAnsi="Calibri" w:cs="Calibri"/>
           <w:sz w:val="24"/>
           <w:szCs w:val="24"/>
           <w:highlight w:val="none"/>
@@ -1173,7 +1173,7 @@
         <w:spacing/>
         <w:ind w:right="0" w:firstLine="0" w:left="0"/>
         <w:rPr>
-          <w:rFonts w:ascii="Calibri" w:hAnsi="Calibri" w:eastAsia="Calibri" w:cs="Calibri"/>
+          <w:rFonts w:ascii="Calibri" w:hAnsi="Calibri" w:cs="Calibri"/>
           <w:sz w:val="24"/>
           <w:szCs w:val="24"/>
           <w:highlight w:val="none"/>
@@ -1216,7 +1216,7 @@
         <w:spacing/>
         <w:ind w:right="0" w:firstLine="0" w:left="0"/>
         <w:rPr>
-          <w:rFonts w:ascii="Calibri" w:hAnsi="Calibri" w:eastAsia="Calibri" w:cs="Calibri"/>
+          <w:rFonts w:ascii="Calibri" w:hAnsi="Calibri" w:cs="Calibri"/>
           <w:sz w:val="24"/>
           <w:szCs w:val="24"/>
           <w:highlight w:val="none"/>
@@ -1259,7 +1259,7 @@
         <w:spacing/>
         <w:ind w:right="0" w:firstLine="0" w:left="0"/>
         <w:rPr>
-          <w:rFonts w:ascii="Calibri" w:hAnsi="Calibri" w:eastAsia="Calibri" w:cs="Calibri"/>
+          <w:rFonts w:ascii="Calibri" w:hAnsi="Calibri" w:cs="Calibri"/>
           <w:sz w:val="24"/>
           <w:szCs w:val="24"/>
           <w:highlight w:val="none"/>
@@ -1327,7 +1327,7 @@
       </w:r>
       <w:r>
         <w:rPr>
-          <w:rFonts w:ascii="Calibri" w:hAnsi="Calibri" w:cs="Calibri"/>
+          <w:rFonts w:ascii="Calibri" w:hAnsi="Calibri" w:eastAsia="Calibri" w:cs="Calibri"/>
           <w:sz w:val="24"/>
           <w:szCs w:val="24"/>
           <w:highlight w:val="none"/>
@@ -1353,7 +1353,7 @@
       </w:pPr>
       <w:r>
         <w:rPr>
-          <w:rFonts w:ascii="Calibri" w:hAnsi="Calibri" w:cs="Calibri"/>
+          <w:rFonts w:ascii="Calibri" w:hAnsi="Calibri" w:eastAsia="Calibri" w:cs="Calibri"/>
           <w:sz w:val="24"/>
           <w:szCs w:val="24"/>
           <w:highlight w:val="none"/>
@@ -1362,7 +1362,7 @@
       </w:r>
       <w:r>
         <w:rPr>
-          <w:rFonts w:ascii="Calibri" w:hAnsi="Calibri" w:cs="Calibri"/>
+          <w:rFonts w:ascii="Calibri" w:hAnsi="Calibri" w:eastAsia="Calibri" w:cs="Calibri"/>
           <w:sz w:val="24"/>
           <w:szCs w:val="24"/>
           <w:highlight w:val="none"/>
@@ -1379,7 +1379,7 @@
       </w:r>
       <w:r>
         <w:rPr>
-          <w:rFonts w:ascii="Calibri" w:hAnsi="Calibri" w:cs="Calibri"/>
+          <w:rFonts w:ascii="Calibri" w:hAnsi="Calibri" w:eastAsia="Calibri" w:cs="Calibri"/>
           <w:sz w:val="24"/>
           <w:szCs w:val="24"/>
           <w:highlight w:val="none"/>
@@ -1405,7 +1405,7 @@
       </w:pPr>
       <w:r>
         <w:rPr>
-          <w:rFonts w:ascii="Calibri" w:hAnsi="Calibri" w:cs="Calibri"/>
+          <w:rFonts w:ascii="Calibri" w:hAnsi="Calibri" w:eastAsia="Calibri" w:cs="Calibri"/>
           <w:sz w:val="24"/>
           <w:szCs w:val="24"/>
           <w:highlight w:val="none"/>
@@ -1422,7 +1422,7 @@
       </w:r>
       <w:r>
         <w:rPr>
-          <w:rFonts w:ascii="Calibri" w:hAnsi="Calibri" w:cs="Calibri"/>
+          <w:rFonts w:ascii="Calibri" w:hAnsi="Calibri" w:eastAsia="Calibri" w:cs="Calibri"/>
           <w:sz w:val="24"/>
           <w:szCs w:val="24"/>
           <w:highlight w:val="none"/>
@@ -1448,7 +1448,7 @@
       </w:pPr>
       <w:r>
         <w:rPr>
-          <w:rFonts w:ascii="Calibri" w:hAnsi="Calibri" w:cs="Calibri"/>
+          <w:rFonts w:ascii="Calibri" w:hAnsi="Calibri" w:eastAsia="Calibri" w:cs="Calibri"/>
           <w:sz w:val="24"/>
           <w:szCs w:val="24"/>
           <w:highlight w:val="none"/>
@@ -1465,7 +1465,7 @@
       </w:r>
       <w:r>
         <w:rPr>
-          <w:rFonts w:ascii="Calibri" w:hAnsi="Calibri" w:cs="Calibri"/>
+          <w:rFonts w:ascii="Calibri" w:hAnsi="Calibri" w:eastAsia="Calibri" w:cs="Calibri"/>
           <w:sz w:val="24"/>
           <w:szCs w:val="24"/>
           <w:highlight w:val="none"/>
@@ -1491,20 +1491,37 @@
       </w:pPr>
       <w:r>
         <w:rPr>
-          <w:rFonts w:ascii="Calibri" w:hAnsi="Calibri" w:cs="Calibri"/>
+          <w:rFonts w:ascii="Calibri" w:hAnsi="Calibri" w:eastAsia="Calibri" w:cs="Calibri"/>
           <w:sz w:val="24"/>
           <w:szCs w:val="24"/>
           <w:highlight w:val="none"/>
         </w:rPr>
-        <w:t xml:space="preserve">-It’s the sport of the game. Did ye think they’d let someone like me ever become a Master Overseer for free!? Ney! It’s smucks like </w:t>
+        <w:t xml:space="preserve">-It’s the sport of the game. Did ye think they’d let someone like me ever become a Master Overseer for free!? Ney! It’s </w:t>
       </w:r>
       <w:r>
         <w:rPr>
-          <w:rFonts w:ascii="Calibri" w:hAnsi="Calibri" w:cs="Calibri"/>
+          <w:rFonts w:ascii="Calibri" w:hAnsi="Calibri" w:eastAsia="Calibri" w:cs="Calibri"/>
+          <w:color w:val="000000"/>
+          <w:sz w:val="24"/>
+        </w:rPr>
+        <w:t xml:space="preserve">schmucks</w:t>
+      </w:r>
+      <w:r>
+        <w:rPr>
+          <w:rFonts w:ascii="Calibri" w:hAnsi="Calibri" w:eastAsia="Calibri" w:cs="Calibri"/>
+          <w:sz w:val="24"/>
+          <w:szCs w:val="24"/>
+          <w:highlight w:val="none"/>
+        </w:rPr>
+        <w:t xml:space="preserve"> like ya</w:t>
+      </w:r>
+      <w:r>
+        <w:rPr>
+          <w:rFonts w:ascii="Calibri" w:hAnsi="Calibri" w:eastAsia="Calibri" w:cs="Calibri"/>
           <w:sz w:val="24"/>
           <w:szCs w:val="24"/>
         </w:rPr>
-        <w:t xml:space="preserve">you that pay me tribute. Yer me business, lad.</w:t>
+        <w:t xml:space="preserve"> that pay me tribute. Yer me business, lad.</w:t>
       </w:r>
       <w:r>
         <w:rPr>
@@ -1516,7 +1533,7 @@
       </w:r>
       <w:r>
         <w:rPr>
-          <w:rFonts w:ascii="Calibri" w:hAnsi="Calibri" w:cs="Calibri"/>
+          <w:rFonts w:ascii="Calibri" w:hAnsi="Calibri" w:eastAsia="Calibri" w:cs="Calibri"/>
           <w:sz w:val="24"/>
           <w:szCs w:val="24"/>
           <w:highlight w:val="none"/>
@@ -1542,7 +1559,7 @@
       </w:pPr>
       <w:r>
         <w:rPr>
-          <w:rFonts w:ascii="Calibri" w:hAnsi="Calibri" w:cs="Calibri"/>
+          <w:rFonts w:ascii="Calibri" w:hAnsi="Calibri" w:eastAsia="Calibri" w:cs="Calibri"/>
           <w:sz w:val="24"/>
           <w:szCs w:val="24"/>
           <w:highlight w:val="none"/>
@@ -1559,7 +1576,7 @@
       </w:r>
       <w:r>
         <w:rPr>
-          <w:rFonts w:ascii="Calibri" w:hAnsi="Calibri" w:cs="Calibri"/>
+          <w:rFonts w:ascii="Calibri" w:hAnsi="Calibri" w:eastAsia="Calibri" w:cs="Calibri"/>
           <w:sz w:val="24"/>
           <w:szCs w:val="24"/>
           <w:highlight w:val="none"/>
@@ -1585,7 +1602,7 @@
       </w:pPr>
       <w:r>
         <w:rPr>
-          <w:rFonts w:ascii="Calibri" w:hAnsi="Calibri" w:cs="Calibri"/>
+          <w:rFonts w:ascii="Calibri" w:hAnsi="Calibri" w:eastAsia="Calibri" w:cs="Calibri"/>
           <w:sz w:val="24"/>
           <w:szCs w:val="24"/>
           <w:highlight w:val="none"/>
@@ -1602,7 +1619,7 @@
       </w:r>
       <w:r>
         <w:rPr>
-          <w:rFonts w:ascii="Calibri" w:hAnsi="Calibri" w:cs="Calibri"/>
+          <w:rFonts w:ascii="Calibri" w:hAnsi="Calibri" w:eastAsia="Calibri" w:cs="Calibri"/>
           <w:sz w:val="24"/>
           <w:szCs w:val="24"/>
           <w:highlight w:val="none"/>
@@ -1628,7 +1645,7 @@
       </w:pPr>
       <w:r>
         <w:rPr>
-          <w:rFonts w:ascii="Calibri" w:hAnsi="Calibri" w:cs="Calibri"/>
+          <w:rFonts w:ascii="Calibri" w:hAnsi="Calibri" w:eastAsia="Calibri" w:cs="Calibri"/>
           <w:sz w:val="24"/>
           <w:szCs w:val="24"/>
           <w:highlight w:val="none"/>
@@ -1637,7 +1654,7 @@
       </w:r>
       <w:r>
         <w:rPr>
-          <w:rFonts w:ascii="Calibri" w:hAnsi="Calibri" w:cs="Calibri"/>
+          <w:rFonts w:ascii="Calibri" w:hAnsi="Calibri" w:eastAsia="Calibri" w:cs="Calibri"/>
           <w:sz w:val="24"/>
           <w:szCs w:val="24"/>
           <w:highlight w:val="none"/>
@@ -1646,7 +1663,7 @@
       </w:r>
       <w:r>
         <w:rPr>
-          <w:rFonts w:ascii="Calibri" w:hAnsi="Calibri" w:cs="Calibri"/>
+          <w:rFonts w:ascii="Calibri" w:hAnsi="Calibri" w:eastAsia="Calibri" w:cs="Calibri"/>
           <w:sz w:val="24"/>
           <w:szCs w:val="24"/>
           <w:highlight w:val="none"/>
@@ -1663,7 +1680,7 @@
       </w:r>
       <w:r>
         <w:rPr>
-          <w:rFonts w:ascii="Calibri" w:hAnsi="Calibri" w:cs="Calibri"/>
+          <w:rFonts w:ascii="Calibri" w:hAnsi="Calibri" w:eastAsia="Calibri" w:cs="Calibri"/>
           <w:sz w:val="24"/>
           <w:szCs w:val="24"/>
           <w:highlight w:val="none"/>
@@ -1689,7 +1706,7 @@
       </w:pPr>
       <w:r>
         <w:rPr>
-          <w:rFonts w:ascii="Calibri" w:hAnsi="Calibri" w:cs="Calibri"/>
+          <w:rFonts w:ascii="Calibri" w:hAnsi="Calibri" w:eastAsia="Calibri" w:cs="Calibri"/>
           <w:sz w:val="24"/>
           <w:szCs w:val="24"/>
           <w:highlight w:val="none"/>
@@ -1706,7 +1723,7 @@
       </w:r>
       <w:r>
         <w:rPr>
-          <w:rFonts w:ascii="Calibri" w:hAnsi="Calibri" w:cs="Calibri"/>
+          <w:rFonts w:ascii="Calibri" w:hAnsi="Calibri" w:eastAsia="Calibri" w:cs="Calibri"/>
           <w:sz w:val="24"/>
           <w:szCs w:val="24"/>
           <w:highlight w:val="none"/>
@@ -1724,7 +1741,7 @@
         <w:spacing/>
         <w:ind w:right="0" w:firstLine="0" w:left="0"/>
         <w:rPr>
-          <w:rFonts w:ascii="Calibri" w:hAnsi="Calibri" w:eastAsia="Calibri" w:cs="Calibri"/>
+          <w:rFonts w:ascii="Calibri" w:hAnsi="Calibri" w:cs="Calibri"/>
           <w:sz w:val="24"/>
           <w:szCs w:val="24"/>
           <w:highlight w:val="none"/>
@@ -1732,7 +1749,7 @@
       </w:pPr>
       <w:r>
         <w:rPr>
-          <w:rFonts w:ascii="Calibri" w:hAnsi="Calibri" w:cs="Calibri"/>
+          <w:rFonts w:ascii="Calibri" w:hAnsi="Calibri" w:eastAsia="Calibri" w:cs="Calibri"/>
           <w:sz w:val="24"/>
           <w:szCs w:val="24"/>
           <w:highlight w:val="none"/>
@@ -1741,7 +1758,7 @@
       </w:r>
       <w:r>
         <w:rPr>
-          <w:rFonts w:ascii="Calibri" w:hAnsi="Calibri" w:cs="Calibri"/>
+          <w:rFonts w:ascii="Calibri" w:hAnsi="Calibri" w:eastAsia="Calibri" w:cs="Calibri"/>
           <w:sz w:val="24"/>
           <w:szCs w:val="24"/>
           <w:highlight w:val="none"/>
@@ -1750,7 +1767,7 @@
       </w:r>
       <w:r>
         <w:rPr>
-          <w:rFonts w:ascii="Calibri" w:hAnsi="Calibri" w:cs="Calibri"/>
+          <w:rFonts w:ascii="Calibri" w:hAnsi="Calibri" w:eastAsia="Calibri" w:cs="Calibri"/>
           <w:sz w:val="24"/>
           <w:szCs w:val="24"/>
           <w:highlight w:val="none"/>
@@ -1759,7 +1776,7 @@
       </w:r>
       <w:r>
         <w:rPr>
-          <w:rFonts w:ascii="Calibri" w:hAnsi="Calibri" w:cs="Calibri"/>
+          <w:rFonts w:ascii="Calibri" w:hAnsi="Calibri" w:eastAsia="Calibri" w:cs="Calibri"/>
           <w:sz w:val="24"/>
           <w:szCs w:val="24"/>
           <w:highlight w:val="none"/>

--- a/[1]Books/The Trade.docx
+++ b/[1]Books/The Trade.docx
@@ -77,7 +77,7 @@
       </w:r>
       <w:r>
         <w:rPr>
-          <w:rFonts w:ascii="Calibri" w:hAnsi="Calibri" w:eastAsia="Calibri" w:cs="Calibri"/>
+          <w:rFonts w:ascii="Calibri" w:hAnsi="Calibri" w:cs="Calibri"/>
           <w:sz w:val="24"/>
           <w:szCs w:val="24"/>
           <w:highlight w:val="none"/>
@@ -120,7 +120,7 @@
       </w:r>
       <w:r>
         <w:rPr>
-          <w:rFonts w:ascii="Calibri" w:hAnsi="Calibri" w:eastAsia="Calibri" w:cs="Calibri"/>
+          <w:rFonts w:ascii="Calibri" w:hAnsi="Calibri" w:cs="Calibri"/>
           <w:sz w:val="24"/>
           <w:szCs w:val="24"/>
           <w:highlight w:val="none"/>
@@ -163,7 +163,7 @@
       </w:r>
       <w:r>
         <w:rPr>
-          <w:rFonts w:ascii="Calibri" w:hAnsi="Calibri" w:eastAsia="Calibri" w:cs="Calibri"/>
+          <w:rFonts w:ascii="Calibri" w:hAnsi="Calibri" w:cs="Calibri"/>
           <w:sz w:val="24"/>
           <w:szCs w:val="24"/>
           <w:highlight w:val="none"/>
@@ -215,7 +215,7 @@
       </w:r>
       <w:r>
         <w:rPr>
-          <w:rFonts w:ascii="Calibri" w:hAnsi="Calibri" w:eastAsia="Calibri" w:cs="Calibri"/>
+          <w:rFonts w:ascii="Calibri" w:hAnsi="Calibri" w:cs="Calibri"/>
           <w:sz w:val="24"/>
           <w:szCs w:val="24"/>
           <w:highlight w:val="none"/>
@@ -258,7 +258,7 @@
       </w:r>
       <w:r>
         <w:rPr>
-          <w:rFonts w:ascii="Calibri" w:hAnsi="Calibri" w:eastAsia="Calibri" w:cs="Calibri"/>
+          <w:rFonts w:ascii="Calibri" w:hAnsi="Calibri" w:cs="Calibri"/>
           <w:sz w:val="24"/>
           <w:szCs w:val="24"/>
           <w:highlight w:val="none"/>
@@ -301,7 +301,7 @@
       </w:r>
       <w:r>
         <w:rPr>
-          <w:rFonts w:ascii="Calibri" w:hAnsi="Calibri" w:eastAsia="Calibri" w:cs="Calibri"/>
+          <w:rFonts w:ascii="Calibri" w:hAnsi="Calibri" w:cs="Calibri"/>
           <w:sz w:val="24"/>
           <w:szCs w:val="24"/>
           <w:highlight w:val="none"/>
@@ -353,7 +353,7 @@
       </w:r>
       <w:r>
         <w:rPr>
-          <w:rFonts w:ascii="Calibri" w:hAnsi="Calibri" w:eastAsia="Calibri" w:cs="Calibri"/>
+          <w:rFonts w:ascii="Calibri" w:hAnsi="Calibri" w:cs="Calibri"/>
           <w:sz w:val="24"/>
           <w:szCs w:val="24"/>
           <w:highlight w:val="none"/>
@@ -392,7 +392,7 @@
           <w:szCs w:val="24"/>
           <w:highlight w:val="none"/>
         </w:rPr>
-        <w:t xml:space="preserve">- Ye flatter me, Horai! Sit, sit! I have some Galaxian rum just for these here special occasions.</w:t>
+        <w:t xml:space="preserve">- Ye flatter me, Horai. But I just handle the logistics. Dem ugly AGI overseers do everything else, these days. Sit, sit! I have some Galaxian rum just for these here special occasions.</w:t>
       </w:r>
       <w:r>
         <w:rPr>
@@ -404,7 +404,7 @@
       </w:r>
       <w:r>
         <w:rPr>
-          <w:rFonts w:ascii="Calibri" w:hAnsi="Calibri" w:eastAsia="Calibri" w:cs="Calibri"/>
+          <w:rFonts w:ascii="Calibri" w:hAnsi="Calibri" w:cs="Calibri"/>
           <w:sz w:val="24"/>
           <w:szCs w:val="24"/>
           <w:highlight w:val="none"/>
@@ -456,7 +456,7 @@
       </w:r>
       <w:r>
         <w:rPr>
-          <w:rFonts w:ascii="Calibri" w:hAnsi="Calibri" w:eastAsia="Calibri" w:cs="Calibri"/>
+          <w:rFonts w:ascii="Calibri" w:hAnsi="Calibri" w:cs="Calibri"/>
           <w:sz w:val="24"/>
           <w:szCs w:val="24"/>
           <w:highlight w:val="none"/>
@@ -499,7 +499,7 @@
       </w:r>
       <w:r>
         <w:rPr>
-          <w:rFonts w:ascii="Calibri" w:hAnsi="Calibri" w:eastAsia="Calibri" w:cs="Calibri"/>
+          <w:rFonts w:ascii="Calibri" w:hAnsi="Calibri" w:cs="Calibri"/>
           <w:sz w:val="24"/>
           <w:szCs w:val="24"/>
           <w:highlight w:val="none"/>
@@ -542,7 +542,7 @@
       </w:r>
       <w:r>
         <w:rPr>
-          <w:rFonts w:ascii="Calibri" w:hAnsi="Calibri" w:eastAsia="Calibri" w:cs="Calibri"/>
+          <w:rFonts w:ascii="Calibri" w:hAnsi="Calibri" w:cs="Calibri"/>
           <w:sz w:val="24"/>
           <w:szCs w:val="24"/>
           <w:highlight w:val="none"/>
@@ -585,7 +585,7 @@
       </w:r>
       <w:r>
         <w:rPr>
-          <w:rFonts w:ascii="Calibri" w:hAnsi="Calibri" w:eastAsia="Calibri" w:cs="Calibri"/>
+          <w:rFonts w:ascii="Calibri" w:hAnsi="Calibri" w:cs="Calibri"/>
           <w:sz w:val="24"/>
           <w:szCs w:val="24"/>
           <w:highlight w:val="none"/>
@@ -628,7 +628,7 @@
       </w:r>
       <w:r>
         <w:rPr>
-          <w:rFonts w:ascii="Calibri" w:hAnsi="Calibri" w:eastAsia="Calibri" w:cs="Calibri"/>
+          <w:rFonts w:ascii="Calibri" w:hAnsi="Calibri" w:cs="Calibri"/>
           <w:sz w:val="24"/>
           <w:szCs w:val="24"/>
           <w:highlight w:val="none"/>
@@ -689,7 +689,7 @@
       </w:r>
       <w:r>
         <w:rPr>
-          <w:rFonts w:ascii="Calibri" w:hAnsi="Calibri" w:eastAsia="Calibri" w:cs="Calibri"/>
+          <w:rFonts w:ascii="Calibri" w:hAnsi="Calibri" w:cs="Calibri"/>
           <w:sz w:val="24"/>
           <w:szCs w:val="24"/>
           <w:highlight w:val="none"/>
@@ -741,7 +741,7 @@
       </w:r>
       <w:r>
         <w:rPr>
-          <w:rFonts w:ascii="Calibri" w:hAnsi="Calibri" w:eastAsia="Calibri" w:cs="Calibri"/>
+          <w:rFonts w:ascii="Calibri" w:hAnsi="Calibri" w:cs="Calibri"/>
           <w:sz w:val="24"/>
           <w:szCs w:val="24"/>
           <w:highlight w:val="none"/>
@@ -811,7 +811,7 @@
       </w:r>
       <w:r>
         <w:rPr>
-          <w:rFonts w:ascii="Calibri" w:hAnsi="Calibri" w:eastAsia="Calibri" w:cs="Calibri"/>
+          <w:rFonts w:ascii="Calibri" w:hAnsi="Calibri" w:cs="Calibri"/>
           <w:sz w:val="24"/>
           <w:szCs w:val="24"/>
           <w:highlight w:val="none"/>
@@ -854,7 +854,7 @@
       </w:r>
       <w:r>
         <w:rPr>
-          <w:rFonts w:ascii="Calibri" w:hAnsi="Calibri" w:eastAsia="Calibri" w:cs="Calibri"/>
+          <w:rFonts w:ascii="Calibri" w:hAnsi="Calibri" w:cs="Calibri"/>
           <w:sz w:val="24"/>
           <w:szCs w:val="24"/>
           <w:highlight w:val="none"/>
@@ -897,7 +897,7 @@
       </w:r>
       <w:r>
         <w:rPr>
-          <w:rFonts w:ascii="Calibri" w:hAnsi="Calibri" w:eastAsia="Calibri" w:cs="Calibri"/>
+          <w:rFonts w:ascii="Calibri" w:hAnsi="Calibri" w:cs="Calibri"/>
           <w:sz w:val="24"/>
           <w:szCs w:val="24"/>
           <w:highlight w:val="none"/>
@@ -940,7 +940,7 @@
       </w:r>
       <w:r>
         <w:rPr>
-          <w:rFonts w:ascii="Calibri" w:hAnsi="Calibri" w:eastAsia="Calibri" w:cs="Calibri"/>
+          <w:rFonts w:ascii="Calibri" w:hAnsi="Calibri" w:cs="Calibri"/>
           <w:sz w:val="24"/>
           <w:szCs w:val="24"/>
           <w:highlight w:val="none"/>
@@ -983,7 +983,7 @@
       </w:r>
       <w:r>
         <w:rPr>
-          <w:rFonts w:ascii="Calibri" w:hAnsi="Calibri" w:eastAsia="Calibri" w:cs="Calibri"/>
+          <w:rFonts w:ascii="Calibri" w:hAnsi="Calibri" w:cs="Calibri"/>
           <w:sz w:val="24"/>
           <w:szCs w:val="24"/>
           <w:highlight w:val="none"/>
@@ -1026,7 +1026,7 @@
       </w:r>
       <w:r>
         <w:rPr>
-          <w:rFonts w:ascii="Calibri" w:hAnsi="Calibri" w:eastAsia="Calibri" w:cs="Calibri"/>
+          <w:rFonts w:ascii="Calibri" w:hAnsi="Calibri" w:cs="Calibri"/>
           <w:sz w:val="24"/>
           <w:szCs w:val="24"/>
           <w:highlight w:val="none"/>
@@ -1069,7 +1069,7 @@
       </w:r>
       <w:r>
         <w:rPr>
-          <w:rFonts w:ascii="Calibri" w:hAnsi="Calibri" w:eastAsia="Calibri" w:cs="Calibri"/>
+          <w:rFonts w:ascii="Calibri" w:hAnsi="Calibri" w:cs="Calibri"/>
           <w:sz w:val="24"/>
           <w:szCs w:val="24"/>
           <w:highlight w:val="none"/>
@@ -1112,7 +1112,7 @@
       </w:r>
       <w:r>
         <w:rPr>
-          <w:rFonts w:ascii="Calibri" w:hAnsi="Calibri" w:eastAsia="Calibri" w:cs="Calibri"/>
+          <w:rFonts w:ascii="Calibri" w:hAnsi="Calibri" w:cs="Calibri"/>
           <w:sz w:val="24"/>
           <w:szCs w:val="24"/>
           <w:highlight w:val="none"/>
@@ -1155,7 +1155,7 @@
       </w:r>
       <w:r>
         <w:rPr>
-          <w:rFonts w:ascii="Calibri" w:hAnsi="Calibri" w:eastAsia="Calibri" w:cs="Calibri"/>
+          <w:rFonts w:ascii="Calibri" w:hAnsi="Calibri" w:cs="Calibri"/>
           <w:sz w:val="24"/>
           <w:szCs w:val="24"/>
           <w:highlight w:val="none"/>
@@ -1198,7 +1198,7 @@
       </w:r>
       <w:r>
         <w:rPr>
-          <w:rFonts w:ascii="Calibri" w:hAnsi="Calibri" w:eastAsia="Calibri" w:cs="Calibri"/>
+          <w:rFonts w:ascii="Calibri" w:hAnsi="Calibri" w:cs="Calibri"/>
           <w:sz w:val="24"/>
           <w:szCs w:val="24"/>
           <w:highlight w:val="none"/>
@@ -1241,7 +1241,7 @@
       </w:r>
       <w:r>
         <w:rPr>
-          <w:rFonts w:ascii="Calibri" w:hAnsi="Calibri" w:eastAsia="Calibri" w:cs="Calibri"/>
+          <w:rFonts w:ascii="Calibri" w:hAnsi="Calibri" w:cs="Calibri"/>
           <w:sz w:val="24"/>
           <w:szCs w:val="24"/>
           <w:highlight w:val="none"/>
@@ -1284,7 +1284,7 @@
       </w:r>
       <w:r>
         <w:rPr>
-          <w:rFonts w:ascii="Calibri" w:hAnsi="Calibri" w:eastAsia="Calibri" w:cs="Calibri"/>
+          <w:rFonts w:ascii="Calibri" w:hAnsi="Calibri" w:cs="Calibri"/>
           <w:sz w:val="24"/>
           <w:szCs w:val="24"/>
           <w:highlight w:val="none"/>
@@ -1327,7 +1327,7 @@
       </w:r>
       <w:r>
         <w:rPr>
-          <w:rFonts w:ascii="Calibri" w:hAnsi="Calibri" w:eastAsia="Calibri" w:cs="Calibri"/>
+          <w:rFonts w:ascii="Calibri" w:hAnsi="Calibri" w:cs="Calibri"/>
           <w:sz w:val="24"/>
           <w:szCs w:val="24"/>
           <w:highlight w:val="none"/>
@@ -1379,7 +1379,7 @@
       </w:r>
       <w:r>
         <w:rPr>
-          <w:rFonts w:ascii="Calibri" w:hAnsi="Calibri" w:eastAsia="Calibri" w:cs="Calibri"/>
+          <w:rFonts w:ascii="Calibri" w:hAnsi="Calibri" w:cs="Calibri"/>
           <w:sz w:val="24"/>
           <w:szCs w:val="24"/>
           <w:highlight w:val="none"/>
@@ -1422,7 +1422,7 @@
       </w:r>
       <w:r>
         <w:rPr>
-          <w:rFonts w:ascii="Calibri" w:hAnsi="Calibri" w:eastAsia="Calibri" w:cs="Calibri"/>
+          <w:rFonts w:ascii="Calibri" w:hAnsi="Calibri" w:cs="Calibri"/>
           <w:sz w:val="24"/>
           <w:szCs w:val="24"/>
           <w:highlight w:val="none"/>
@@ -1465,7 +1465,7 @@
       </w:r>
       <w:r>
         <w:rPr>
-          <w:rFonts w:ascii="Calibri" w:hAnsi="Calibri" w:eastAsia="Calibri" w:cs="Calibri"/>
+          <w:rFonts w:ascii="Calibri" w:hAnsi="Calibri" w:cs="Calibri"/>
           <w:sz w:val="24"/>
           <w:szCs w:val="24"/>
           <w:highlight w:val="none"/>
@@ -1533,7 +1533,7 @@
       </w:r>
       <w:r>
         <w:rPr>
-          <w:rFonts w:ascii="Calibri" w:hAnsi="Calibri" w:eastAsia="Calibri" w:cs="Calibri"/>
+          <w:rFonts w:ascii="Calibri" w:hAnsi="Calibri" w:cs="Calibri"/>
           <w:sz w:val="24"/>
           <w:szCs w:val="24"/>
           <w:highlight w:val="none"/>
@@ -1576,7 +1576,7 @@
       </w:r>
       <w:r>
         <w:rPr>
-          <w:rFonts w:ascii="Calibri" w:hAnsi="Calibri" w:eastAsia="Calibri" w:cs="Calibri"/>
+          <w:rFonts w:ascii="Calibri" w:hAnsi="Calibri" w:cs="Calibri"/>
           <w:sz w:val="24"/>
           <w:szCs w:val="24"/>
           <w:highlight w:val="none"/>
@@ -1619,7 +1619,7 @@
       </w:r>
       <w:r>
         <w:rPr>
-          <w:rFonts w:ascii="Calibri" w:hAnsi="Calibri" w:eastAsia="Calibri" w:cs="Calibri"/>
+          <w:rFonts w:ascii="Calibri" w:hAnsi="Calibri" w:cs="Calibri"/>
           <w:sz w:val="24"/>
           <w:szCs w:val="24"/>
           <w:highlight w:val="none"/>
@@ -1680,7 +1680,7 @@
       </w:r>
       <w:r>
         <w:rPr>
-          <w:rFonts w:ascii="Calibri" w:hAnsi="Calibri" w:eastAsia="Calibri" w:cs="Calibri"/>
+          <w:rFonts w:ascii="Calibri" w:hAnsi="Calibri" w:cs="Calibri"/>
           <w:sz w:val="24"/>
           <w:szCs w:val="24"/>
           <w:highlight w:val="none"/>
@@ -1723,7 +1723,7 @@
       </w:r>
       <w:r>
         <w:rPr>
-          <w:rFonts w:ascii="Calibri" w:hAnsi="Calibri" w:eastAsia="Calibri" w:cs="Calibri"/>
+          <w:rFonts w:ascii="Calibri" w:hAnsi="Calibri" w:cs="Calibri"/>
           <w:sz w:val="24"/>
           <w:szCs w:val="24"/>
           <w:highlight w:val="none"/>
@@ -1784,7 +1784,7 @@
       </w:r>
       <w:r>
         <w:rPr>
-          <w:rFonts w:ascii="Calibri" w:hAnsi="Calibri" w:eastAsia="Calibri" w:cs="Calibri"/>
+          <w:rFonts w:ascii="Calibri" w:hAnsi="Calibri" w:cs="Calibri"/>
           <w:sz w:val="24"/>
           <w:szCs w:val="24"/>
           <w:highlight w:val="none"/>
